--- a/pkg/inst/quarto/reference.docx
+++ b/pkg/inst/quarto/reference.docx
@@ -314,10 +314,12 @@
       </w:r>
     </w:p>
     <w:sectPr>
-      <w:footnotePr>
-        <w:numRestart w:val="eachSect"/>
-      </w:footnotePr>
-      <w:pgMar w:top="720" w:bottom="720" w:left="720" w:right="720"/>
+      <w:footerReference w:officer="true" r:id="rId31" w:type="default">
+</w:footerReference>
+      <w:pgMar w:header="720" w:bottom="1440" w:top="1440" w:right="1440" w:left="1440" w:footer="720" w:gutter="0"/>
+      <w:pgSz w:h="16838" w:w="11906" w:orient="portrait"/>
+      <w:type w:val="continuous"/>
+      <w:cols/>
     </w:sectPr>
   </w:body>
 </w:document>
@@ -325,6 +327,129 @@
 
 <file path=word/comments.xml><?xml version="1.0" encoding="utf-8"?>
 <w:comments xmlns:w="http://schemas.openxmlformats.org/wordprocessingml/2006/main" xmlns:m="http://schemas.openxmlformats.org/officeDocument/2006/math" xmlns:r="http://schemas.openxmlformats.org/officeDocument/2006/relationships" xmlns:o="urn:schemas-microsoft-com:office:office" xmlns:v="urn:schemas-microsoft-com:vml" xmlns:w10="urn:schemas-microsoft-com:office:word" xmlns:a="http://schemas.openxmlformats.org/drawingml/2006/main" xmlns:pic="http://schemas.openxmlformats.org/drawingml/2006/picture" xmlns:wp="http://schemas.openxmlformats.org/drawingml/2006/wordprocessingDrawing"/>
+</file>
+
+<file path=word/footer1.xml><?xml version="1.0" encoding="utf-8"?>
+<w:ftr xmlns:wpc="http://schemas.microsoft.com/office/word/2010/wordprocessingCanvas" xmlns:cx="http://schemas.microsoft.com/office/drawing/2014/chartex" xmlns:cx1="http://schemas.microsoft.com/office/drawing/2015/9/8/chartex" xmlns:cx2="http://schemas.microsoft.com/office/drawing/2015/10/21/chartex" xmlns:cx3="http://schemas.microsoft.com/office/drawing/2016/5/9/chartex" xmlns:cx4="http://schemas.microsoft.com/office/drawing/2016/5/10/chartex" xmlns:cx5="http://schemas.microsoft.com/office/drawing/2016/5/11/chartex" xmlns:cx6="http://schemas.microsoft.com/office/drawing/2016/5/12/chartex" xmlns:cx7="http://schemas.microsoft.com/office/drawing/2016/5/13/chartex" xmlns:cx8="http://schemas.microsoft.com/office/drawing/2016/5/14/chartex" xmlns:mc="http://schemas.openxmlformats.org/markup-compatibility/2006" xmlns:aink="http://schemas.microsoft.com/office/drawing/2016/ink" xmlns:am3d="http://schemas.microsoft.com/office/drawing/2017/model3d" xmlns:o="urn:schemas-microsoft-com:office:office" xmlns:oel="http://schemas.microsoft.com/office/2019/extlst" xmlns:r="http://schemas.openxmlformats.org/officeDocument/2006/relationships" xmlns:m="http://schemas.openxmlformats.org/officeDocument/2006/math" xmlns:v="urn:schemas-microsoft-com:vml" xmlns:wp14="http://schemas.microsoft.com/office/word/2010/wordprocessingDrawing" xmlns:wp="http://schemas.openxmlformats.org/drawingml/2006/wordprocessingDrawing" xmlns:w10="urn:schemas-microsoft-com:office:word" xmlns:w="http://schemas.openxmlformats.org/wordprocessingml/2006/main" xmlns:w14="http://schemas.microsoft.com/office/word/2010/wordml" xmlns:w15="http://schemas.microsoft.com/office/word/2012/wordml" xmlns:w16cex="http://schemas.microsoft.com/office/word/2018/wordml/cex" xmlns:w16cid="http://schemas.microsoft.com/office/word/2016/wordml/cid" xmlns:w16="http://schemas.microsoft.com/office/word/2018/wordml" xmlns:w16sdtdh="http://schemas.microsoft.com/office/word/2020/wordml/sdtdatahash" xmlns:w16se="http://schemas.microsoft.com/office/word/2015/wordml/symex" xmlns:wpg="http://schemas.microsoft.com/office/word/2010/wordprocessingGroup" xmlns:wpi="http://schemas.microsoft.com/office/word/2010/wordprocessingInk" xmlns:wne="http://schemas.microsoft.com/office/word/2006/wordml" xmlns:wps="http://schemas.microsoft.com/office/word/2010/wordprocessingShape" mc:Ignorable="w14 w15 w16se w16cid w16 w16cex w16sdtdh wp14">
+  <w:p>
+    <w:pPr>
+      <w:pStyle w:val="Normal"/>
+      <w:jc w:val="center"/>
+      <w:pBdr>
+        <w:bottom w:val="none" w:sz="0" w:space="0" w:color="000000"/>
+        <w:top w:val="none" w:sz="0" w:space="0" w:color="000000"/>
+        <w:left w:val="none" w:sz="0" w:space="0" w:color="000000"/>
+        <w:right w:val="none" w:sz="0" w:space="0" w:color="000000"/>
+      </w:pBdr>
+      <w:spacing w:after="0" w:before="0" w:line="240"/>
+      <w:ind w:left="0" w:right="0" w:firstLine="0" w:firstLineChars="0"/>
+    </w:pPr>
+    <w:r>
+      <w:rPr>
+        <w:rFonts w:ascii="Roboto Condensed" w:hAnsi="Roboto Condensed" w:eastAsia="Roboto Condensed" w:cs="Roboto Condensed"/>
+        <w:i w:val="false"/>
+        <w:b w:val="false"/>
+        <w:u w:val="none"/>
+        <w:strike w:val="false"/>
+        <w:sz w:val="18"/>
+        <w:szCs w:val="18"/>
+        <w:color w:val="666666"/>
+      </w:rPr>
+      <w:t xml:space="preserve">Page </w:t>
+    </w:r>
+    <w:r>
+      <w:rPr>
+        <w:rFonts w:ascii="Roboto Condensed" w:hAnsi="Roboto Condensed" w:eastAsia="Roboto Condensed" w:cs="Roboto Condensed"/>
+        <w:i w:val="false"/>
+        <w:b w:val="false"/>
+        <w:u w:val="none"/>
+        <w:strike w:val="false"/>
+        <w:sz w:val="18"/>
+        <w:szCs w:val="18"/>
+        <w:color w:val="666666"/>
+      </w:rPr>
+      <w:fldChar w:fldCharType="begin" w:dirty="true"/>
+    </w:r>
+    <w:r>
+      <w:rPr>
+        <w:rFonts w:ascii="Roboto Condensed" w:hAnsi="Roboto Condensed" w:eastAsia="Roboto Condensed" w:cs="Roboto Condensed"/>
+        <w:i w:val="false"/>
+        <w:b w:val="false"/>
+        <w:u w:val="none"/>
+        <w:strike w:val="false"/>
+        <w:sz w:val="18"/>
+        <w:szCs w:val="18"/>
+        <w:color w:val="666666"/>
+      </w:rPr>
+      <w:instrText xml:space="preserve" w:dirty="true">PAGE</w:instrText>
+    </w:r>
+    <w:r>
+      <w:rPr>
+        <w:rFonts w:ascii="Roboto Condensed" w:hAnsi="Roboto Condensed" w:eastAsia="Roboto Condensed" w:cs="Roboto Condensed"/>
+        <w:i w:val="false"/>
+        <w:b w:val="false"/>
+        <w:u w:val="none"/>
+        <w:strike w:val="false"/>
+        <w:sz w:val="18"/>
+        <w:szCs w:val="18"/>
+        <w:color w:val="666666"/>
+      </w:rPr>
+      <w:fldChar w:fldCharType="end" w:dirty="true"/>
+    </w:r>
+    <w:r>
+      <w:rPr>
+        <w:rFonts w:ascii="Roboto Condensed" w:hAnsi="Roboto Condensed" w:eastAsia="Roboto Condensed" w:cs="Roboto Condensed"/>
+        <w:i w:val="false"/>
+        <w:b w:val="false"/>
+        <w:u w:val="none"/>
+        <w:strike w:val="false"/>
+        <w:sz w:val="18"/>
+        <w:szCs w:val="18"/>
+        <w:color w:val="666666"/>
+      </w:rPr>
+      <w:t xml:space="preserve"> of </w:t>
+    </w:r>
+    <w:r>
+      <w:rPr>
+        <w:rFonts w:ascii="Roboto Condensed" w:hAnsi="Roboto Condensed" w:eastAsia="Roboto Condensed" w:cs="Roboto Condensed"/>
+        <w:i w:val="false"/>
+        <w:b w:val="false"/>
+        <w:u w:val="none"/>
+        <w:strike w:val="false"/>
+        <w:sz w:val="18"/>
+        <w:szCs w:val="18"/>
+        <w:color w:val="666666"/>
+      </w:rPr>
+      <w:fldChar w:fldCharType="begin" w:dirty="true"/>
+    </w:r>
+    <w:r>
+      <w:rPr>
+        <w:rFonts w:ascii="Roboto Condensed" w:hAnsi="Roboto Condensed" w:eastAsia="Roboto Condensed" w:cs="Roboto Condensed"/>
+        <w:i w:val="false"/>
+        <w:b w:val="false"/>
+        <w:u w:val="none"/>
+        <w:strike w:val="false"/>
+        <w:sz w:val="18"/>
+        <w:szCs w:val="18"/>
+        <w:color w:val="666666"/>
+      </w:rPr>
+      <w:instrText xml:space="preserve" w:dirty="true">NUMPAGES</w:instrText>
+    </w:r>
+    <w:r>
+      <w:rPr>
+        <w:rFonts w:ascii="Roboto Condensed" w:hAnsi="Roboto Condensed" w:eastAsia="Roboto Condensed" w:cs="Roboto Condensed"/>
+        <w:i w:val="false"/>
+        <w:b w:val="false"/>
+        <w:u w:val="none"/>
+        <w:strike w:val="false"/>
+        <w:sz w:val="18"/>
+        <w:szCs w:val="18"/>
+        <w:color w:val="666666"/>
+      </w:rPr>
+      <w:fldChar w:fldCharType="end" w:dirty="true"/>
+    </w:r>
+  </w:p>
+</w:ftr>
 </file>
 
 <file path=word/footnotes.xml><?xml version="1.0" encoding="utf-8"?>
